--- a/prompt for student study presentation.docx
+++ b/prompt for student study presentation.docx
@@ -69,6 +69,53 @@
         </w:numPr>
       </w:pPr>
       <w:r>
+        <w:t xml:space="preserve">fully remove the </w:t>
+      </w:r>
+      <w:r>
+        <w:rPr>
+          <w:b/>
+          <w:bCs/>
+        </w:rPr>
+        <w:t>Reveal.js Presenter View plugin</w:t>
+      </w:r>
+      <w:r>
+        <w:t xml:space="preserve"> (the part that opens the notes window) from </w:t>
+      </w:r>
+      <w:r>
+        <w:t>the</w:t>
+      </w:r>
+      <w:r>
+        <w:t xml:space="preserve"> lecture file so that pressing </w:t>
+      </w:r>
+      <w:r>
+        <w:rPr>
+          <w:b/>
+          <w:bCs/>
+        </w:rPr>
+        <w:t>S</w:t>
+      </w:r>
+      <w:r>
+        <w:t xml:space="preserve"> only triggers the new </w:t>
+      </w:r>
+      <w:r>
+        <w:rPr>
+          <w:b/>
+          <w:bCs/>
+        </w:rPr>
+        <w:t>Study Notes modal</w:t>
+      </w:r>
+      <w:r>
+        <w:t>.</w:t>
+      </w:r>
+    </w:p>
+    <w:p>
+      <w:pPr>
+        <w:numPr>
+          <w:ilvl w:val="0"/>
+          <w:numId w:val="1"/>
+        </w:numPr>
+      </w:pPr>
+      <w:r>
         <w:t xml:space="preserve">Keep my </w:t>
       </w:r>
       <w:r>
@@ -193,15 +240,7 @@
         </w:numPr>
       </w:pPr>
       <w:r>
-        <w:t xml:space="preserve">High-contrast, easy-to-read design: beige </w:t>
-      </w:r>
-      <w:proofErr w:type="gramStart"/>
-      <w:r>
-        <w:t>background (#</w:t>
-      </w:r>
-      <w:proofErr w:type="gramEnd"/>
-      <w:r>
-        <w:t>fff8e6), black text, blue links, clear borders.</w:t>
+        <w:t>High-contrast, easy-to-read design: beige background (#fff8e6), black text, blue links, clear borders.</w:t>
       </w:r>
     </w:p>
     <w:p>
@@ -244,23 +283,7 @@
         </w:numPr>
       </w:pPr>
       <w:r>
-        <w:t>Example markup: &lt;span class="gloss" data-key="</w:t>
-      </w:r>
-      <w:proofErr w:type="spellStart"/>
-      <w:r>
-        <w:t>rootwork</w:t>
-      </w:r>
-      <w:proofErr w:type="spellEnd"/>
-      <w:r>
-        <w:t>"&gt;</w:t>
-      </w:r>
-      <w:proofErr w:type="spellStart"/>
-      <w:r>
-        <w:t>rootwork</w:t>
-      </w:r>
-      <w:proofErr w:type="spellEnd"/>
-      <w:r>
-        <w:t>&lt;/span&gt;</w:t>
+        <w:t>Example markup: &lt;span class="gloss" data-key="rootwork"&gt;rootwork&lt;/span&gt;</w:t>
       </w:r>
     </w:p>
     <w:p>
@@ -354,6 +377,7 @@
           <w:b/>
           <w:bCs/>
         </w:rPr>
+        <w:lastRenderedPageBreak/>
         <w:t>OPTIONAL EXTRAS (if I request them):</w:t>
       </w:r>
     </w:p>
@@ -376,7 +400,6 @@
         </w:numPr>
       </w:pPr>
       <w:r>
-        <w:lastRenderedPageBreak/>
         <w:t>Subtle pulse or glow effect on the “Press S” hint.</w:t>
       </w:r>
     </w:p>

--- a/prompt for student study presentation.docx
+++ b/prompt for student study presentation.docx
@@ -240,7 +240,15 @@
         </w:numPr>
       </w:pPr>
       <w:r>
-        <w:t>High-contrast, easy-to-read design: beige background (#fff8e6), black text, blue links, clear borders.</w:t>
+        <w:t xml:space="preserve">High-contrast, easy-to-read design: beige </w:t>
+      </w:r>
+      <w:proofErr w:type="gramStart"/>
+      <w:r>
+        <w:t>background (#</w:t>
+      </w:r>
+      <w:proofErr w:type="gramEnd"/>
+      <w:r>
+        <w:t>fff8e6), black text, blue links, clear borders.</w:t>
       </w:r>
     </w:p>
     <w:p>
@@ -283,7 +291,23 @@
         </w:numPr>
       </w:pPr>
       <w:r>
-        <w:t>Example markup: &lt;span class="gloss" data-key="rootwork"&gt;rootwork&lt;/span&gt;</w:t>
+        <w:t>Example markup: &lt;span class="gloss" data-key="</w:t>
+      </w:r>
+      <w:proofErr w:type="spellStart"/>
+      <w:r>
+        <w:t>rootwork</w:t>
+      </w:r>
+      <w:proofErr w:type="spellEnd"/>
+      <w:r>
+        <w:t>"&gt;</w:t>
+      </w:r>
+      <w:proofErr w:type="spellStart"/>
+      <w:r>
+        <w:t>rootwork</w:t>
+      </w:r>
+      <w:proofErr w:type="spellEnd"/>
+      <w:r>
+        <w:t>&lt;/span&gt;</w:t>
       </w:r>
     </w:p>
     <w:p>
@@ -1337,6 +1361,7 @@
   <w:style w:type="character" w:default="1" w:styleId="DefaultParagraphFont">
     <w:name w:val="Default Paragraph Font"/>
     <w:uiPriority w:val="1"/>
+    <w:semiHidden/>
     <w:unhideWhenUsed/>
   </w:style>
   <w:style w:type="table" w:default="1" w:styleId="TableNormal">
